--- a/content/launchpad/Core-Problems.docx
+++ b/content/launchpad/Core-Problems.docx
@@ -30,15 +30,12 @@
     <w:p>
       <w:pPr>
         <w:pStyle w:val="Title"/>
-        <w:rPr>
-          <w:rFonts w:ascii="Barlow SemiBold" w:cs="Barlow SemiBold" w:eastAsia="Barlow SemiBold" w:hAnsi="Barlow SemiBold"/>
-        </w:rPr>
+        <w:rPr/>
       </w:pPr>
       <w:bookmarkStart w:colFirst="0" w:colLast="0" w:name="_z5xmfx2l4pqp" w:id="0"/>
       <w:bookmarkEnd w:id="0"/>
       <w:r>
         <w:rPr>
-          <w:rFonts w:ascii="Barlow SemiBold" w:cs="Barlow SemiBold" w:eastAsia="Barlow SemiBold" w:hAnsi="Barlow SemiBold"/>
           <w:rtl w:val="0"/>
         </w:rPr>
         <w:t xml:space="preserve">Core Problems &amp; Definition of Success</w:t>
@@ -163,11 +160,6 @@
           <w:rtl w:val="0"/>
         </w:rPr>
         <w:t xml:space="preserve"> Core Problems for this section. </w:t>
-      </w:r>
-      <w:r>
-        <w:rPr>
-          <w:rtl w:val="0"/>
-        </w:rPr>
       </w:r>
     </w:p>
     <w:p>
@@ -986,25 +978,7 @@
                 <w:szCs w:val="18"/>
                 <w:rtl w:val="0"/>
               </w:rPr>
-              <w:t xml:space="preserve">If we successfully solve this problem, what are up to three top outcomes for the people of Maryland. (Note that this may </w:t>
-            </w:r>
-            <w:r>
-              <w:rPr>
-                <w:rFonts w:ascii="Barlow" w:cs="Barlow" w:eastAsia="Barlow" w:hAnsi="Barlow"/>
-                <w:sz w:val="18"/>
-                <w:szCs w:val="18"/>
-                <w:rtl w:val="0"/>
-              </w:rPr>
-              <w:t xml:space="preserve">already be</w:t>
-            </w:r>
-            <w:r>
-              <w:rPr>
-                <w:rFonts w:ascii="Barlow" w:cs="Barlow" w:eastAsia="Barlow" w:hAnsi="Barlow"/>
-                <w:sz w:val="18"/>
-                <w:szCs w:val="18"/>
-                <w:rtl w:val="0"/>
-              </w:rPr>
-              <w:t xml:space="preserve"> explicit in your definition of success — if so, just copy it into here). </w:t>
+              <w:t xml:space="preserve">If we successfully solve this problem, what are up to three top outcomes for the people of Maryland. (Note that this may already be explicit in your definition of success — if so, just copy it into here). </w:t>
             </w:r>
             <w:r>
               <w:rPr>
@@ -5603,11 +5577,6 @@
               </w:rPr>
               <w:t xml:space="preserve">Worksheet includes up to three (3) core problems using provided format</w:t>
             </w:r>
-            <w:r>
-              <w:rPr>
-                <w:rtl w:val="0"/>
-              </w:rPr>
-            </w:r>
           </w:p>
         </w:tc>
         <w:tc>
@@ -5980,102 +5949,6 @@
                 <w:rtl w:val="0"/>
               </w:rPr>
               <w:t xml:space="preserve">We’ll review your responses to the “Success Metrics” section to ensure that you have provided a minimally holistic set of success metrics such that, if all of the success metrics achieved their target values, it would provide strong objective evidence that you have achieved your definition of success in its entirety. We will also ensure that, for each metric, you have provided a current value and a  target value. We will also ensure that you have provided information about the sources of the current value, and whether or not your team is able to access those sources on an ongoing basis.</w:t>
-            </w:r>
-          </w:p>
-        </w:tc>
-      </w:tr>
-      <w:tr>
-        <w:trPr>
-          <w:cantSplit w:val="0"/>
-          <w:tblHeader w:val="0"/>
-        </w:trPr>
-        <w:tc>
-          <w:tcPr>
-            <w:shd w:fill="efefef" w:val="clear"/>
-            <w:tcMar>
-              <w:top w:w="100.0" w:type="dxa"/>
-              <w:left w:w="100.0" w:type="dxa"/>
-              <w:bottom w:w="100.0" w:type="dxa"/>
-              <w:right w:w="100.0" w:type="dxa"/>
-            </w:tcMar>
-            <w:vAlign w:val="center"/>
-          </w:tcPr>
-          <w:p>
-            <w:pPr>
-              <w:widowControl w:val="0"/>
-              <w:spacing w:line="240" w:lineRule="auto"/>
-              <w:jc w:val="center"/>
-              <w:rPr>
-                <w:rFonts w:ascii="Barlow" w:cs="Barlow" w:eastAsia="Barlow" w:hAnsi="Barlow"/>
-                <w:b w:val="1"/>
-                <w:bCs w:val="1"/>
-                <w:color w:val="231f20"/>
-                <w:sz w:val="20"/>
-                <w:szCs w:val="20"/>
-              </w:rPr>
-            </w:pPr>
-            <w:r>
-              <w:rPr>
-                <w:rtl w:val="0"/>
-              </w:rPr>
-            </w:r>
-          </w:p>
-        </w:tc>
-        <w:tc>
-          <w:tcPr>
-            <w:shd w:fill="efefef" w:val="clear"/>
-            <w:tcMar>
-              <w:top w:w="100.0" w:type="dxa"/>
-              <w:left w:w="100.0" w:type="dxa"/>
-              <w:bottom w:w="100.0" w:type="dxa"/>
-              <w:right w:w="100.0" w:type="dxa"/>
-            </w:tcMar>
-            <w:vAlign w:val="center"/>
-          </w:tcPr>
-          <w:p>
-            <w:pPr>
-              <w:widowControl w:val="0"/>
-              <w:spacing w:line="240" w:lineRule="auto"/>
-              <w:rPr>
-                <w:rFonts w:ascii="Barlow" w:cs="Barlow" w:eastAsia="Barlow" w:hAnsi="Barlow"/>
-                <w:color w:val="231f20"/>
-                <w:sz w:val="20"/>
-                <w:szCs w:val="20"/>
-              </w:rPr>
-            </w:pPr>
-            <w:r>
-              <w:rPr>
-                <w:rtl w:val="0"/>
-              </w:rPr>
-            </w:r>
-          </w:p>
-        </w:tc>
-        <w:tc>
-          <w:tcPr>
-            <w:shd w:fill="efefef" w:val="clear"/>
-            <w:tcMar>
-              <w:top w:w="100.0" w:type="dxa"/>
-              <w:left w:w="100.0" w:type="dxa"/>
-              <w:bottom w:w="100.0" w:type="dxa"/>
-              <w:right w:w="100.0" w:type="dxa"/>
-            </w:tcMar>
-            <w:vAlign w:val="center"/>
-          </w:tcPr>
-          <w:p>
-            <w:pPr>
-              <w:widowControl w:val="0"/>
-              <w:spacing w:line="240" w:lineRule="auto"/>
-              <w:rPr>
-                <w:rFonts w:ascii="Barlow" w:cs="Barlow" w:eastAsia="Barlow" w:hAnsi="Barlow"/>
-                <w:color w:val="231f20"/>
-                <w:sz w:val="20"/>
-                <w:szCs w:val="20"/>
-              </w:rPr>
-            </w:pPr>
-            <w:r>
-              <w:rPr>
-                <w:rtl w:val="0"/>
-              </w:rPr>
             </w:r>
           </w:p>
         </w:tc>
